--- a/Pemodelan-Computer-Aided-Design/Modul-Word/Modul-13-Prinsip-Desain-Berkelanjutan-dalam-CAD.docx
+++ b/Pemodelan-Computer-Aided-Design/Modul-Word/Modul-13-Prinsip-Desain-Berkelanjutan-dalam-CAD.docx
@@ -3594,7 +3594,7 @@
       <w:r>
         <w:drawing>
           <wp:inline xmlns:a="http://schemas.openxmlformats.org/drawingml/2006/main" xmlns:pic="http://schemas.openxmlformats.org/drawingml/2006/picture">
-            <wp:extent cx="5400000" cy="2479706"/>
+            <wp:extent cx="5400000" cy="2509899"/>
             <wp:docPr id="1858245149" name="Picture 1858245149"/>
             <wp:cNvGraphicFramePr>
               <a:graphicFrameLocks noChangeAspect="1"/>
@@ -3615,7 +3615,7 @@
                   <pic:spPr>
                     <a:xfrm>
                       <a:off x="0" y="0"/>
-                      <a:ext cx="5400000" cy="2479706"/>
+                      <a:ext cx="5400000" cy="2509899"/>
                     </a:xfrm>
                     <a:prstGeom prst="rect"/>
                   </pic:spPr>
@@ -8251,7 +8251,7 @@
       <w:r>
         <w:drawing>
           <wp:inline xmlns:a="http://schemas.openxmlformats.org/drawingml/2006/main" xmlns:pic="http://schemas.openxmlformats.org/drawingml/2006/picture">
-            <wp:extent cx="5400000" cy="2161143"/>
+            <wp:extent cx="5400000" cy="2209741"/>
             <wp:docPr id="1858245153" name="Picture 1858245153"/>
             <wp:cNvGraphicFramePr>
               <a:graphicFrameLocks noChangeAspect="1"/>
@@ -8272,7 +8272,7 @@
                   <pic:spPr>
                     <a:xfrm>
                       <a:off x="0" y="0"/>
-                      <a:ext cx="5400000" cy="2161143"/>
+                      <a:ext cx="5400000" cy="2209741"/>
                     </a:xfrm>
                     <a:prstGeom prst="rect"/>
                   </pic:spPr>
@@ -11678,6 +11678,62 @@
     </w:p>
     <w:p>
       <w:pPr>
+        <w:keepNext/>
+        <w:spacing w:after="80"/>
+        <w:jc w:val="center"/>
+      </w:pPr>
+      <w:r>
+        <w:drawing>
+          <wp:inline xmlns:a="http://schemas.openxmlformats.org/drawingml/2006/main" xmlns:pic="http://schemas.openxmlformats.org/drawingml/2006/picture">
+            <wp:extent cx="5400000" cy="2938698"/>
+            <wp:docPr id="1858245154" name="Picture 1858245154"/>
+            <wp:cNvGraphicFramePr>
+              <a:graphicFrameLocks noChangeAspect="1"/>
+            </wp:cNvGraphicFramePr>
+            <a:graphic>
+              <a:graphicData uri="http://schemas.openxmlformats.org/drawingml/2006/picture">
+                <pic:pic>
+                  <pic:nvPicPr>
+                    <pic:cNvPr id="0" name="m13-g7.png"/>
+                    <pic:cNvPicPr/>
+                  </pic:nvPicPr>
+                  <pic:blipFill>
+                    <a:blip r:embed="rId37"/>
+                    <a:stretch>
+                      <a:fillRect/>
+                    </a:stretch>
+                  </pic:blipFill>
+                  <pic:spPr>
+                    <a:xfrm>
+                      <a:off x="0" y="0"/>
+                      <a:ext cx="5400000" cy="2938698"/>
+                    </a:xfrm>
+                    <a:prstGeom prst="rect"/>
+                  </pic:spPr>
+                </pic:pic>
+              </a:graphicData>
+            </a:graphic>
+          </wp:inline>
+        </w:drawing>
+      </w:r>
+    </w:p>
+    <w:p>
+      <w:pPr>
+        <w:spacing w:after="200" w:line="276" w:lineRule="auto"/>
+        <w:jc w:val="center"/>
+      </w:pPr>
+      <w:r>
+        <w:rPr>
+          <w:rFonts w:ascii="Arial" w:hAnsi="Arial" w:eastAsia="Arial" w:cs="Arial"/>
+          <w:b/>
+          <w:i w:val="0"/>
+          <w:sz w:val="20"/>
+        </w:rPr>
+        <w:t>Gambar 7 — Gambar kerja housing baja yang dijadikan cangkang Thickness. Ukuran dalam mm, massa dalam gram. Isometrik di kiri adalah benda jadi: sketsa XY 160 × 120 dengan sudut kiri-bawah di titik asal, lalu Pad 80 (langkah 1). Penampang di kanan menunjukkan dinding dan dasar setebal t_dinding = 5 hasil Thickness dengan muka atas dibuang (langkah 3); tebal inilah yang disapu 8, 6, 5, 4, 3 mm pada langkah 4. Catatan memuat massa jenis, massa pejal 12.058 g, dan ekspresi Spreadsheet yang diketik pada langkah 1–6.</w:t>
+      </w:r>
+    </w:p>
+    <w:p>
+      <w:pPr>
         <w:spacing w:line="360" w:lineRule="auto" w:after="60"/>
         <w:ind w:left="425" w:hanging="227"/>
       </w:pPr>
@@ -14030,7 +14086,7 @@
         <w:drawing>
           <wp:inline xmlns:a="http://schemas.openxmlformats.org/drawingml/2006/main" xmlns:pic="http://schemas.openxmlformats.org/drawingml/2006/picture">
             <wp:extent cx="4680000" cy="2160249"/>
-            <wp:docPr id="1858245154" name="Picture 1858245154"/>
+            <wp:docPr id="1858245155" name="Picture 1858245155"/>
             <wp:cNvGraphicFramePr>
               <a:graphicFrameLocks noChangeAspect="1"/>
             </wp:cNvGraphicFramePr>
@@ -14042,7 +14098,7 @@
                     <pic:cNvPicPr/>
                   </pic:nvPicPr>
                   <pic:blipFill>
-                    <a:blip r:embed="rId37"/>
+                    <a:blip r:embed="rId38"/>
                     <a:stretch>
                       <a:fillRect/>
                     </a:stretch>
@@ -14119,7 +14175,7 @@
         <w:drawing>
           <wp:inline xmlns:a="http://schemas.openxmlformats.org/drawingml/2006/main" xmlns:pic="http://schemas.openxmlformats.org/drawingml/2006/picture">
             <wp:extent cx="4680000" cy="2215308"/>
-            <wp:docPr id="1858245155" name="Picture 1858245155"/>
+            <wp:docPr id="1858245156" name="Picture 1858245156"/>
             <wp:cNvGraphicFramePr>
               <a:graphicFrameLocks noChangeAspect="1"/>
             </wp:cNvGraphicFramePr>
@@ -14128,95 +14184,6 @@
                 <pic:pic>
                   <pic:nvPicPr>
                     <pic:cNvPr id="0" name="m13-t2.png"/>
-                    <pic:cNvPicPr/>
-                  </pic:nvPicPr>
-                  <pic:blipFill>
-                    <a:blip r:embed="rId38"/>
-                    <a:stretch>
-                      <a:fillRect/>
-                    </a:stretch>
-                  </pic:blipFill>
-                  <pic:spPr>
-                    <a:xfrm>
-                      <a:off x="0" y="0"/>
-                      <a:ext cx="4680000" cy="2215308"/>
-                    </a:xfrm>
-                    <a:prstGeom prst="rect"/>
-                  </pic:spPr>
-                </pic:pic>
-              </a:graphicData>
-            </a:graphic>
-          </wp:inline>
-        </w:drawing>
-      </w:r>
-    </w:p>
-    <w:p>
-      <w:pPr>
-        <w:spacing w:after="200" w:line="276" w:lineRule="auto"/>
-        <w:jc w:val="center"/>
-      </w:pPr>
-      <w:r>
-        <w:rPr>
-          <w:rFonts w:ascii="Arial" w:hAnsi="Arial" w:eastAsia="Arial" w:cs="Arial"/>
-          <w:b/>
-          <w:i w:val="0"/>
-          <w:sz w:val="20"/>
-        </w:rPr>
-        <w:t>📐 Gambar acuan: tabung aluminium ⌀D/⌀d × L dan energi terkandungnya. Simbol mengikuti teks tugas; angka dimensi milik Anda muncul setelah masuk.</w:t>
-      </w:r>
-    </w:p>
-    <w:p>
-      <w:pPr>
-        <w:spacing w:line="360" w:lineRule="auto" w:after="40"/>
-        <w:jc w:val="both"/>
-      </w:pPr>
-      <w:r>
-        <w:rPr>
-          <w:rFonts w:ascii="Arial" w:hAnsi="Arial" w:eastAsia="Arial" w:cs="Arial"/>
-          <w:b/>
-          <w:i w:val="0"/>
-          <w:sz w:val="22"/>
-        </w:rPr>
-        <w:t xml:space="preserve">T3. </w:t>
-      </w:r>
-      <w:r>
-        <w:rPr>
-          <w:rFonts w:ascii="Arial" w:hAnsi="Arial" w:eastAsia="Arial" w:cs="Arial"/>
-          <w:b w:val="0"/>
-          <w:i w:val="0"/>
-          <w:sz w:val="22"/>
-        </w:rPr>
-        <w:t>Braket L dari billet — pemanfaatan U (%)</w:t>
-      </w:r>
-      <w:r>
-        <w:rPr>
-          <w:rFonts w:ascii="Arial" w:hAnsi="Arial" w:eastAsia="Arial" w:cs="Arial"/>
-          <w:b/>
-          <w:i w:val="0"/>
-          <w:sz w:val="22"/>
-        </w:rPr>
-        <w:t xml:space="preserve"> (6 poin)</w:t>
-      </w:r>
-    </w:p>
-    <w:p>
-      <w:pPr>
-        <w:keepNext/>
-        <w:spacing w:after="80"/>
-        <w:jc w:val="center"/>
-      </w:pPr>
-      <w:r>
-        <w:drawing>
-          <wp:inline xmlns:a="http://schemas.openxmlformats.org/drawingml/2006/main" xmlns:pic="http://schemas.openxmlformats.org/drawingml/2006/picture">
-            <wp:extent cx="4680000" cy="2215308"/>
-            <wp:docPr id="1858245156" name="Picture 1858245156"/>
-            <wp:cNvGraphicFramePr>
-              <a:graphicFrameLocks noChangeAspect="1"/>
-            </wp:cNvGraphicFramePr>
-            <a:graphic>
-              <a:graphicData uri="http://schemas.openxmlformats.org/drawingml/2006/picture">
-                <pic:pic>
-                  <pic:nvPicPr>
-                    <pic:cNvPr id="0" name="m13-t3.png"/>
                     <pic:cNvPicPr/>
                   </pic:nvPicPr>
                   <pic:blipFill>
@@ -14251,7 +14218,7 @@
           <w:i w:val="0"/>
           <w:sz w:val="20"/>
         </w:rPr>
-        <w:t>📐 Gambar acuan: braket L dipesin dari billet a × b × c: pemanfaatan material U. Simbol mengikuti teks tugas; angka dimensi milik Anda muncul setelah masuk.</w:t>
+        <w:t>📐 Gambar acuan: tabung aluminium ⌀D/⌀d × L dan energi terkandungnya. Simbol mengikuti teks tugas; angka dimensi milik Anda muncul setelah masuk.</w:t>
       </w:r>
     </w:p>
     <w:p>
@@ -14266,16 +14233,16 @@
           <w:i w:val="0"/>
           <w:sz w:val="22"/>
         </w:rPr>
-        <w:t xml:space="preserve">T4. </w:t>
-      </w:r>
-      <w:r>
-        <w:rPr>
-          <w:rFonts w:ascii="Arial" w:hAnsi="Arial" w:eastAsia="Arial" w:cs="Arial"/>
-          <w:b w:val="0"/>
-          <w:i w:val="0"/>
-          <w:sz w:val="22"/>
-        </w:rPr>
-        <w:t>Housing cangkang Thickness — massa (g)</w:t>
+        <w:t xml:space="preserve">T3. </w:t>
+      </w:r>
+      <w:r>
+        <w:rPr>
+          <w:rFonts w:ascii="Arial" w:hAnsi="Arial" w:eastAsia="Arial" w:cs="Arial"/>
+          <w:b w:val="0"/>
+          <w:i w:val="0"/>
+          <w:sz w:val="22"/>
+        </w:rPr>
+        <w:t>Braket L dari billet — pemanfaatan U (%)</w:t>
       </w:r>
       <w:r>
         <w:rPr>
@@ -14284,7 +14251,7 @@
           <w:i w:val="0"/>
           <w:sz w:val="22"/>
         </w:rPr>
-        <w:t xml:space="preserve"> (11 poin)</w:t>
+        <w:t xml:space="preserve"> (6 poin)</w:t>
       </w:r>
     </w:p>
     <w:p>
@@ -14305,7 +14272,7 @@
               <a:graphicData uri="http://schemas.openxmlformats.org/drawingml/2006/picture">
                 <pic:pic>
                   <pic:nvPicPr>
-                    <pic:cNvPr id="0" name="m13-t4.png"/>
+                    <pic:cNvPr id="0" name="m13-t3.png"/>
                     <pic:cNvPicPr/>
                   </pic:nvPicPr>
                   <pic:blipFill>
@@ -14340,7 +14307,7 @@
           <w:i w:val="0"/>
           <w:sz w:val="20"/>
         </w:rPr>
-        <w:t>📐 Gambar acuan: housing baja a × b × h dijadikan cangkang setebal t. Simbol mengikuti teks tugas; angka dimensi milik Anda muncul setelah masuk.</w:t>
+        <w:t>📐 Gambar acuan: braket L dipesin dari billet a × b × c: pemanfaatan material U. Simbol mengikuti teks tugas; angka dimensi milik Anda muncul setelah masuk.</w:t>
       </w:r>
     </w:p>
     <w:p>
@@ -14355,16 +14322,16 @@
           <w:i w:val="0"/>
           <w:sz w:val="22"/>
         </w:rPr>
-        <w:t xml:space="preserve">T5. </w:t>
-      </w:r>
-      <w:r>
-        <w:rPr>
-          <w:rFonts w:ascii="Arial" w:hAnsi="Arial" w:eastAsia="Arial" w:cs="Arial"/>
-          <w:b w:val="0"/>
-          <w:i w:val="0"/>
-          <w:sz w:val="22"/>
-        </w:rPr>
-        <w:t>Rakitan baja + aluminium — jejak CO₂ (kg)</w:t>
+        <w:t xml:space="preserve">T4. </w:t>
+      </w:r>
+      <w:r>
+        <w:rPr>
+          <w:rFonts w:ascii="Arial" w:hAnsi="Arial" w:eastAsia="Arial" w:cs="Arial"/>
+          <w:b w:val="0"/>
+          <w:i w:val="0"/>
+          <w:sz w:val="22"/>
+        </w:rPr>
+        <w:t>Housing cangkang Thickness — massa (g)</w:t>
       </w:r>
       <w:r>
         <w:rPr>
@@ -14394,11 +14361,100 @@
               <a:graphicData uri="http://schemas.openxmlformats.org/drawingml/2006/picture">
                 <pic:pic>
                   <pic:nvPicPr>
+                    <pic:cNvPr id="0" name="m13-t4.png"/>
+                    <pic:cNvPicPr/>
+                  </pic:nvPicPr>
+                  <pic:blipFill>
+                    <a:blip r:embed="rId41"/>
+                    <a:stretch>
+                      <a:fillRect/>
+                    </a:stretch>
+                  </pic:blipFill>
+                  <pic:spPr>
+                    <a:xfrm>
+                      <a:off x="0" y="0"/>
+                      <a:ext cx="4680000" cy="2215308"/>
+                    </a:xfrm>
+                    <a:prstGeom prst="rect"/>
+                  </pic:spPr>
+                </pic:pic>
+              </a:graphicData>
+            </a:graphic>
+          </wp:inline>
+        </w:drawing>
+      </w:r>
+    </w:p>
+    <w:p>
+      <w:pPr>
+        <w:spacing w:after="200" w:line="276" w:lineRule="auto"/>
+        <w:jc w:val="center"/>
+      </w:pPr>
+      <w:r>
+        <w:rPr>
+          <w:rFonts w:ascii="Arial" w:hAnsi="Arial" w:eastAsia="Arial" w:cs="Arial"/>
+          <w:b/>
+          <w:i w:val="0"/>
+          <w:sz w:val="20"/>
+        </w:rPr>
+        <w:t>📐 Gambar acuan: housing baja a × b × h dijadikan cangkang setebal t. Simbol mengikuti teks tugas; angka dimensi milik Anda muncul setelah masuk.</w:t>
+      </w:r>
+    </w:p>
+    <w:p>
+      <w:pPr>
+        <w:spacing w:line="360" w:lineRule="auto" w:after="40"/>
+        <w:jc w:val="both"/>
+      </w:pPr>
+      <w:r>
+        <w:rPr>
+          <w:rFonts w:ascii="Arial" w:hAnsi="Arial" w:eastAsia="Arial" w:cs="Arial"/>
+          <w:b/>
+          <w:i w:val="0"/>
+          <w:sz w:val="22"/>
+        </w:rPr>
+        <w:t xml:space="preserve">T5. </w:t>
+      </w:r>
+      <w:r>
+        <w:rPr>
+          <w:rFonts w:ascii="Arial" w:hAnsi="Arial" w:eastAsia="Arial" w:cs="Arial"/>
+          <w:b w:val="0"/>
+          <w:i w:val="0"/>
+          <w:sz w:val="22"/>
+        </w:rPr>
+        <w:t>Rakitan baja + aluminium — jejak CO₂ (kg)</w:t>
+      </w:r>
+      <w:r>
+        <w:rPr>
+          <w:rFonts w:ascii="Arial" w:hAnsi="Arial" w:eastAsia="Arial" w:cs="Arial"/>
+          <w:b/>
+          <w:i w:val="0"/>
+          <w:sz w:val="22"/>
+        </w:rPr>
+        <w:t xml:space="preserve"> (11 poin)</w:t>
+      </w:r>
+    </w:p>
+    <w:p>
+      <w:pPr>
+        <w:keepNext/>
+        <w:spacing w:after="80"/>
+        <w:jc w:val="center"/>
+      </w:pPr>
+      <w:r>
+        <w:drawing>
+          <wp:inline xmlns:a="http://schemas.openxmlformats.org/drawingml/2006/main" xmlns:pic="http://schemas.openxmlformats.org/drawingml/2006/picture">
+            <wp:extent cx="4680000" cy="2215308"/>
+            <wp:docPr id="1858245159" name="Picture 1858245159"/>
+            <wp:cNvGraphicFramePr>
+              <a:graphicFrameLocks noChangeAspect="1"/>
+            </wp:cNvGraphicFramePr>
+            <a:graphic>
+              <a:graphicData uri="http://schemas.openxmlformats.org/drawingml/2006/picture">
+                <pic:pic>
+                  <pic:nvPicPr>
                     <pic:cNvPr id="0" name="m13-t5.png"/>
                     <pic:cNvPicPr/>
                   </pic:nvPicPr>
                   <pic:blipFill>
-                    <a:blip r:embed="rId41"/>
+                    <a:blip r:embed="rId42"/>
                     <a:stretch>
                       <a:fillRect/>
                     </a:stretch>

--- a/Pemodelan-Computer-Aided-Design/Modul-Word/Modul-13-Prinsip-Desain-Berkelanjutan-dalam-CAD.docx
+++ b/Pemodelan-Computer-Aided-Design/Modul-Word/Modul-13-Prinsip-Desain-Berkelanjutan-dalam-CAD.docx
@@ -12700,7 +12700,61 @@
           <w:i w:val="0"/>
           <w:sz w:val="21"/>
         </w:rPr>
-        <w:t>. Berkas boleh diganti selama tugas belum dikirim; setelah dikirim, berkas dan angka terkunci. Berkas yang terunggah tanpa angka yang benar mendapat partial 0,5 poin.</w:t>
+        <w:t xml:space="preserve">. Server membaca geometri berkas Anda: angka yang tidak ada di model ditolak dan </w:t>
+      </w:r>
+      <w:r>
+        <w:rPr>
+          <w:rFonts w:ascii="Arial" w:hAnsi="Arial" w:eastAsia="Arial" w:cs="Arial"/>
+          <w:b/>
+          <w:i w:val="0"/>
+          <w:sz w:val="21"/>
+        </w:rPr>
+        <w:t>tidak dihitung</w:t>
+      </w:r>
+      <w:r>
+        <w:rPr>
+          <w:rFonts w:ascii="Arial" w:hAnsi="Arial" w:eastAsia="Arial" w:cs="Arial"/>
+          <w:b w:val="0"/>
+          <w:i w:val="0"/>
+          <w:sz w:val="21"/>
+        </w:rPr>
+        <w:t xml:space="preserve">, jadi bacalah angkanya dari model yang diunggah. Bila kiriman dinilai salah, tugas </w:t>
+      </w:r>
+      <w:r>
+        <w:rPr>
+          <w:rFonts w:ascii="Arial" w:hAnsi="Arial" w:eastAsia="Arial" w:cs="Arial"/>
+          <w:b/>
+          <w:i w:val="0"/>
+          <w:sz w:val="21"/>
+        </w:rPr>
+        <w:t>tidak terkunci</w:t>
+      </w:r>
+      <w:r>
+        <w:rPr>
+          <w:rFonts w:ascii="Arial" w:hAnsi="Arial" w:eastAsia="Arial" w:cs="Arial"/>
+          <w:b w:val="0"/>
+          <w:i w:val="0"/>
+          <w:sz w:val="21"/>
+        </w:rPr>
+        <w:t xml:space="preserve">: perbaiki model, unggah ulang, lalu kirim ulang (tanpa batas); kiriman benar setelah pernah salah bernilai </w:t>
+      </w:r>
+      <w:r>
+        <w:rPr>
+          <w:rFonts w:ascii="Arial" w:hAnsi="Arial" w:eastAsia="Arial" w:cs="Arial"/>
+          <w:b/>
+          <w:i w:val="0"/>
+          <w:sz w:val="21"/>
+        </w:rPr>
+        <w:t>65%</w:t>
+      </w:r>
+      <w:r>
+        <w:rPr>
+          <w:rFonts w:ascii="Arial" w:hAnsi="Arial" w:eastAsia="Arial" w:cs="Arial"/>
+          <w:b w:val="0"/>
+          <w:i w:val="0"/>
+          <w:sz w:val="21"/>
+        </w:rPr>
+        <w:t xml:space="preserve"> dari poin tugas.</w:t>
       </w:r>
     </w:p>
     <w:p>

--- a/Pemodelan-Computer-Aided-Design/Modul-Word/Modul-13-Prinsip-Desain-Berkelanjutan-dalam-CAD.docx
+++ b/Pemodelan-Computer-Aided-Design/Modul-Word/Modul-13-Prinsip-Desain-Berkelanjutan-dalam-CAD.docx
@@ -2865,7 +2865,9 @@
           <w:color w:val="1F3864"/>
           <w:sz w:val="28"/>
         </w:rPr>
-        <w:t>DESAIN BERKELANJUTAN: SIKLUS HIDUP DAN 3R</w:t>
+        <w:t>DESAIN BERKELANJUTAN:</w:t>
+        <w:br/>
+        <w:t>SIKLUS HIDUP DAN 3R</w:t>
       </w:r>
     </w:p>
     <w:p>
@@ -3310,7 +3312,45 @@
                 <w:i w:val="0"/>
                 <w:sz w:val="18"/>
               </w:rPr>
-              <w:t>U = V_part/V_billet, jumlah operasi</w:t>
+              <w:t>U = V</w:t>
+            </w:r>
+            <w:r>
+              <w:rPr>
+                <w:rFonts w:ascii="Arial" w:hAnsi="Arial" w:eastAsia="Arial" w:cs="Arial"/>
+                <w:b w:val="0"/>
+                <w:i w:val="0"/>
+                <w:sz w:val="18"/>
+                <w:vertAlign w:val="subscript"/>
+              </w:rPr>
+              <w:t>part</w:t>
+            </w:r>
+            <w:r>
+              <w:rPr>
+                <w:rFonts w:ascii="Arial" w:hAnsi="Arial" w:eastAsia="Arial" w:cs="Arial"/>
+                <w:b w:val="0"/>
+                <w:i w:val="0"/>
+                <w:sz w:val="18"/>
+              </w:rPr>
+              <w:t>/V</w:t>
+            </w:r>
+            <w:r>
+              <w:rPr>
+                <w:rFonts w:ascii="Arial" w:hAnsi="Arial" w:eastAsia="Arial" w:cs="Arial"/>
+                <w:b w:val="0"/>
+                <w:i w:val="0"/>
+                <w:sz w:val="18"/>
+                <w:vertAlign w:val="subscript"/>
+              </w:rPr>
+              <w:t>billet</w:t>
+            </w:r>
+            <w:r>
+              <w:rPr>
+                <w:rFonts w:ascii="Arial" w:hAnsi="Arial" w:eastAsia="Arial" w:cs="Arial"/>
+                <w:b w:val="0"/>
+                <w:i w:val="0"/>
+                <w:sz w:val="18"/>
+              </w:rPr>
+              <w:t>, jumlah operasi</w:t>
             </w:r>
           </w:p>
         </w:tc>
@@ -3567,7 +3607,9 @@
           <w:color w:val="1F3864"/>
           <w:sz w:val="28"/>
         </w:rPr>
-        <w:t>MATERIAL DAN MASSA MINIMUM: INDEKS MATERIAL DI TANGAN PEMODEL</w:t>
+        <w:t>MATERIAL DAN MASSA MINIMUM:</w:t>
+        <w:br/>
+        <w:t>INDEKS MATERIAL DI TANGAN PEMODEL</w:t>
       </w:r>
     </w:p>
     <w:p>
@@ -3582,7 +3624,26 @@
           <w:i w:val="0"/>
           <w:sz w:val="22"/>
         </w:rPr>
-        <w:t>Massa adalah pengali setiap angka lingkungan, dan massa ditentukan oleh material bersama geometri. Bagian ini menghitung massa dari volume model, menetapkan cara membandingkan material secara adil pada kekakuan sama, dan memperkenalkan indeks E^(1/3)/ρ.</w:t>
+        <w:t>Massa adalah pengali setiap angka lingkungan, dan massa ditentukan oleh material bersama geometri. Bagian ini menghitung massa dari volume model, menetapkan cara membandingkan material secara adil pada kekakuan sama, dan memperkenalkan indeks E</w:t>
+      </w:r>
+      <w:r>
+        <w:rPr>
+          <w:rFonts w:ascii="Arial" w:hAnsi="Arial" w:eastAsia="Arial" w:cs="Arial"/>
+          <w:b w:val="0"/>
+          <w:i w:val="0"/>
+          <w:sz w:val="22"/>
+          <w:vertAlign w:val="superscript"/>
+        </w:rPr>
+        <w:t>1/3</w:t>
+      </w:r>
+      <w:r>
+        <w:rPr>
+          <w:rFonts w:ascii="Arial" w:hAnsi="Arial" w:eastAsia="Arial" w:cs="Arial"/>
+          <w:b w:val="0"/>
+          <w:i w:val="0"/>
+          <w:sz w:val="22"/>
+        </w:rPr>
+        <w:t>/ρ.</w:t>
       </w:r>
     </w:p>
     <w:p>
@@ -3638,7 +3699,45 @@
           <w:i w:val="0"/>
           <w:sz w:val="20"/>
         </w:rPr>
-        <w:t>Gambar 2 — Massa balok berkekakuan sama untuk lima material dan indeks E^(1/3)/ρ. Balok rangka 700 × 60 × 28 mm dari baja (9.232 g) diganti material lain dengan E·I sama: tinggi penampang naik, tetapi massa CFRP hanya 2.714 g karena indeks E^(1/3)/ρ-nya terbesar.</w:t>
+        <w:t>Gambar 2 — Massa balok berkekakuan sama untuk lima material dan indeks E</w:t>
+      </w:r>
+      <w:r>
+        <w:rPr>
+          <w:rFonts w:ascii="Arial" w:hAnsi="Arial" w:eastAsia="Arial" w:cs="Arial"/>
+          <w:b/>
+          <w:i w:val="0"/>
+          <w:sz w:val="20"/>
+          <w:vertAlign w:val="superscript"/>
+        </w:rPr>
+        <w:t>1/3</w:t>
+      </w:r>
+      <w:r>
+        <w:rPr>
+          <w:rFonts w:ascii="Arial" w:hAnsi="Arial" w:eastAsia="Arial" w:cs="Arial"/>
+          <w:b/>
+          <w:i w:val="0"/>
+          <w:sz w:val="20"/>
+        </w:rPr>
+        <w:t>/ρ. Balok rangka 700 × 60 × 28 mm dari baja (9.232 g) diganti material lain dengan E·I sama: tinggi penampang naik, tetapi massa CFRP hanya 2.714 g karena indeks E</w:t>
+      </w:r>
+      <w:r>
+        <w:rPr>
+          <w:rFonts w:ascii="Arial" w:hAnsi="Arial" w:eastAsia="Arial" w:cs="Arial"/>
+          <w:b/>
+          <w:i w:val="0"/>
+          <w:sz w:val="20"/>
+          <w:vertAlign w:val="superscript"/>
+        </w:rPr>
+        <w:t>1/3</w:t>
+      </w:r>
+      <w:r>
+        <w:rPr>
+          <w:rFonts w:ascii="Arial" w:hAnsi="Arial" w:eastAsia="Arial" w:cs="Arial"/>
+          <w:b/>
+          <w:i w:val="0"/>
+          <w:sz w:val="20"/>
+        </w:rPr>
+        <w:t>/ρ-nya terbesar.</w:t>
       </w:r>
     </w:p>
     <w:p>
@@ -4218,7 +4317,64 @@
           <w:i w:val="0"/>
           <w:sz w:val="22"/>
         </w:rPr>
-        <w:t xml:space="preserve"> — Mengganti material tanpa mengubah penampang adalah kesalahan klasik: kekakuan ikut berubah. Bandingkan pada fungsi yang sama, yaitu E·I tetap. Karena I ∝ h³, tinggi hanya perlu naik sebesar (E₁/E₂)^(1/3) sehingga massa mengikuti ρ/E^(1/3); material dengan indeks E^(1/3)/ρ terbesar memberi massa terkecil. Indeks ini juga alasan aluminium dan magnesium menang di rangka ringan meski modulusnya jauh di bawah baja.</w:t>
+        <w:t xml:space="preserve"> — Mengganti material tanpa mengubah penampang adalah kesalahan klasik: kekakuan ikut berubah. Bandingkan pada fungsi yang sama, yaitu E·I tetap. Karena I ∝ h³, tinggi hanya perlu naik sebesar (E₁/E₂)</w:t>
+      </w:r>
+      <w:r>
+        <w:rPr>
+          <w:rFonts w:ascii="Arial" w:hAnsi="Arial" w:eastAsia="Arial" w:cs="Arial"/>
+          <w:b w:val="0"/>
+          <w:i w:val="0"/>
+          <w:sz w:val="22"/>
+          <w:vertAlign w:val="superscript"/>
+        </w:rPr>
+        <w:t>1/3</w:t>
+      </w:r>
+      <w:r>
+        <w:rPr>
+          <w:rFonts w:ascii="Arial" w:hAnsi="Arial" w:eastAsia="Arial" w:cs="Arial"/>
+          <w:b w:val="0"/>
+          <w:i w:val="0"/>
+          <w:sz w:val="22"/>
+        </w:rPr>
+        <w:t xml:space="preserve"> sehingga massa mengikuti ρ/E</w:t>
+      </w:r>
+      <w:r>
+        <w:rPr>
+          <w:rFonts w:ascii="Arial" w:hAnsi="Arial" w:eastAsia="Arial" w:cs="Arial"/>
+          <w:b w:val="0"/>
+          <w:i w:val="0"/>
+          <w:sz w:val="22"/>
+          <w:vertAlign w:val="superscript"/>
+        </w:rPr>
+        <w:t>1/3</w:t>
+      </w:r>
+      <w:r>
+        <w:rPr>
+          <w:rFonts w:ascii="Arial" w:hAnsi="Arial" w:eastAsia="Arial" w:cs="Arial"/>
+          <w:b w:val="0"/>
+          <w:i w:val="0"/>
+          <w:sz w:val="22"/>
+        </w:rPr>
+        <w:t>; material dengan indeks E</w:t>
+      </w:r>
+      <w:r>
+        <w:rPr>
+          <w:rFonts w:ascii="Arial" w:hAnsi="Arial" w:eastAsia="Arial" w:cs="Arial"/>
+          <w:b w:val="0"/>
+          <w:i w:val="0"/>
+          <w:sz w:val="22"/>
+          <w:vertAlign w:val="superscript"/>
+        </w:rPr>
+        <w:t>1/3</w:t>
+      </w:r>
+      <w:r>
+        <w:rPr>
+          <w:rFonts w:ascii="Arial" w:hAnsi="Arial" w:eastAsia="Arial" w:cs="Arial"/>
+          <w:b w:val="0"/>
+          <w:i w:val="0"/>
+          <w:sz w:val="22"/>
+        </w:rPr>
+        <w:t>/ρ terbesar memberi massa terkecil. Indeks ini juga alasan aluminium dan magnesium menang di rangka ringan meski modulusnya jauh di bawah baja.</w:t>
       </w:r>
     </w:p>
     <w:p>
@@ -4383,7 +4539,7 @@
           <w:i w:val="0"/>
           <w:sz w:val="21"/>
         </w:rPr>
-        <w:t>: Indeks material E^(1/3)/ρ</w:t>
+        <w:t>: Indeks material E1/3/ρ</w:t>
       </w:r>
     </w:p>
     <w:p>
@@ -4399,7 +4555,7 @@
           <w:i w:val="0"/>
           <w:sz w:val="20"/>
         </w:rPr>
-        <w:t>Tabel 2. Material: ρ (g/cm³), E (MPa), e (MJ/kg), f (kg CO₂/kg), M = E^(1/3)/ρ, Massa balok setara (g).</w:t>
+        <w:t>Tabel 2. Material: ρ (g/cm³), E (MPa), e (MJ/kg), f (kg CO₂/kg), M = E1/3/ρ, Massa balok setara (g).</w:t>
       </w:r>
     </w:p>
     <w:tbl>
@@ -4535,7 +4691,26 @@
                 <w:i w:val="0"/>
                 <w:sz w:val="18"/>
               </w:rPr>
-              <w:t>M = E^(1/3)/ρ</w:t>
+              <w:t>M = E</w:t>
+            </w:r>
+            <w:r>
+              <w:rPr>
+                <w:rFonts w:ascii="Arial" w:hAnsi="Arial" w:eastAsia="Arial" w:cs="Arial"/>
+                <w:b/>
+                <w:i w:val="0"/>
+                <w:sz w:val="18"/>
+                <w:vertAlign w:val="superscript"/>
+              </w:rPr>
+              <w:t>1/3</w:t>
+            </w:r>
+            <w:r>
+              <w:rPr>
+                <w:rFonts w:ascii="Arial" w:hAnsi="Arial" w:eastAsia="Arial" w:cs="Arial"/>
+                <w:b/>
+                <w:i w:val="0"/>
+                <w:sz w:val="18"/>
+              </w:rPr>
+              <w:t>/ρ</w:t>
             </w:r>
           </w:p>
         </w:tc>
@@ -5298,7 +5473,26 @@
           <w:i w:val="0"/>
           <w:sz w:val="21"/>
         </w:rPr>
-        <w:t xml:space="preserve"> lima penampang di kiri memiliki kekakuan lentur yang sama persis; tingginya berbeda karena h ∝ E^(−1/3). Batang di kanan adalah massanya. Sorotan berpindah bergantian (PAUSE untuk menahan) sehingga terlihat bahwa penampang paling tinggi justru bukan yang paling berat.</w:t>
+        <w:t xml:space="preserve"> lima penampang di kiri memiliki kekakuan lentur yang sama persis; tingginya berbeda karena h ∝ E</w:t>
+      </w:r>
+      <w:r>
+        <w:rPr>
+          <w:rFonts w:ascii="Arial" w:hAnsi="Arial" w:eastAsia="Arial" w:cs="Arial"/>
+          <w:b w:val="0"/>
+          <w:i w:val="0"/>
+          <w:sz w:val="21"/>
+          <w:vertAlign w:val="superscript"/>
+        </w:rPr>
+        <w:t>−1/3</w:t>
+      </w:r>
+      <w:r>
+        <w:rPr>
+          <w:rFonts w:ascii="Arial" w:hAnsi="Arial" w:eastAsia="Arial" w:cs="Arial"/>
+          <w:b w:val="0"/>
+          <w:i w:val="0"/>
+          <w:sz w:val="21"/>
+        </w:rPr>
+        <w:t>. Batang di kanan adalah massanya. Sorotan berpindah bergantian (PAUSE untuk menahan) sehingga terlihat bahwa penampang paling tinggi justru bukan yang paling berat.</w:t>
       </w:r>
     </w:p>
     <w:p>
@@ -5352,7 +5546,9 @@
           <w:color w:val="1F3864"/>
           <w:sz w:val="28"/>
         </w:rPr>
-        <w:t>EFISIENSI PROSES: PEMANFAATAN MATERIAL DAN SERPIHAN</w:t>
+        <w:t>EFISIENSI PROSES:</w:t>
+        <w:br/>
+        <w:t>PEMANFAATAN MATERIAL DAN SERPIHAN</w:t>
       </w:r>
     </w:p>
     <w:p>
@@ -6348,7 +6544,9 @@
           <w:color w:val="1F3864"/>
           <w:sz w:val="28"/>
         </w:rPr>
-        <w:t>DAUR ULANG DAN PEMBONGKARAN: MERANCANG UNTUK AKHIR HAYAT</w:t>
+        <w:t>DAUR ULANG DAN PEMBONGKARAN:</w:t>
+        <w:br/>
+        <w:t>MERANCANG UNTUK AKHIR HAYAT</w:t>
       </w:r>
     </w:p>
     <w:p>
@@ -7148,7 +7346,9 @@
           <w:color w:val="1F3864"/>
           <w:sz w:val="28"/>
         </w:rPr>
-        <w:t>JEJAK MATERIAL, ENERGI, DAN CO₂: ANGKA LINGKUNGAN DARI MODEL</w:t>
+        <w:t>JEJAK MATERIAL, ENERGI, DAN CO₂:</w:t>
+        <w:br/>
+        <w:t>ANGKA LINGKUNGAN DARI MODEL</w:t>
       </w:r>
     </w:p>
     <w:p>
@@ -8224,7 +8424,9 @@
           <w:color w:val="1F3864"/>
           <w:sz w:val="28"/>
         </w:rPr>
-        <w:t>LIGHTWEIGHTING: CANGKANG, TABUNG, DAN RUSUK</w:t>
+        <w:t>LIGHTWEIGHTING:</w:t>
+        <w:br/>
+        <w:t>CANGKANG, TABUNG, DAN RUSUK</w:t>
       </w:r>
     </w:p>
     <w:p>
@@ -9180,7 +9382,26 @@
                 <w:i w:val="0"/>
                 <w:sz w:val="18"/>
               </w:rPr>
-              <w:t>Konsentrasi tegangan Kt di tepi lubang (Modul 09)</w:t>
+              <w:t>Konsentrasi tegangan K</w:t>
+            </w:r>
+            <w:r>
+              <w:rPr>
+                <w:rFonts w:ascii="Arial" w:hAnsi="Arial" w:eastAsia="Arial" w:cs="Arial"/>
+                <w:b w:val="0"/>
+                <w:i w:val="0"/>
+                <w:sz w:val="18"/>
+                <w:vertAlign w:val="subscript"/>
+              </w:rPr>
+              <w:t>t</w:t>
+            </w:r>
+            <w:r>
+              <w:rPr>
+                <w:rFonts w:ascii="Arial" w:hAnsi="Arial" w:eastAsia="Arial" w:cs="Arial"/>
+                <w:b w:val="0"/>
+                <w:i w:val="0"/>
+                <w:sz w:val="18"/>
+              </w:rPr>
+              <w:t xml:space="preserve"> di tepi lubang (Modul 09)</w:t>
             </w:r>
           </w:p>
         </w:tc>
@@ -9536,7 +9757,9 @@
           <w:color w:val="1F3864"/>
           <w:sz w:val="28"/>
         </w:rPr>
-        <w:t>SPREADSHEET JEJAK: NERACA YANG IKUT BERUBAH BERSAMA MODEL</w:t>
+        <w:t>SPREADSHEET JEJAK:</w:t>
+        <w:br/>
+        <w:t>NERACA YANG IKUT BERUBAH BERSAMA MODEL</w:t>
       </w:r>
     </w:p>
     <w:p>
@@ -10706,7 +10929,26 @@
                 <w:i w:val="0"/>
                 <w:sz w:val="18"/>
               </w:rPr>
-              <w:t>hanya konstanta f_al menjadi 1,2</w:t>
+              <w:t>hanya konstanta f</w:t>
+            </w:r>
+            <w:r>
+              <w:rPr>
+                <w:rFonts w:ascii="Arial" w:hAnsi="Arial" w:eastAsia="Arial" w:cs="Arial"/>
+                <w:b w:val="0"/>
+                <w:i w:val="0"/>
+                <w:sz w:val="18"/>
+                <w:vertAlign w:val="subscript"/>
+              </w:rPr>
+              <w:t>al</w:t>
+            </w:r>
+            <w:r>
+              <w:rPr>
+                <w:rFonts w:ascii="Arial" w:hAnsi="Arial" w:eastAsia="Arial" w:cs="Arial"/>
+                <w:b w:val="0"/>
+                <w:i w:val="0"/>
+                <w:sz w:val="18"/>
+              </w:rPr>
+              <w:t xml:space="preserve"> menjadi 1,2</w:t>
             </w:r>
           </w:p>
         </w:tc>
@@ -10962,7 +11204,9 @@
           <w:color w:val="1F3864"/>
           <w:sz w:val="28"/>
         </w:rPr>
-        <w:t>PYTHON CONSOLE: TABEL MASSA DAN JEJAK OTOMATIS</w:t>
+        <w:t>PYTHON CONSOLE:</w:t>
+        <w:br/>
+        <w:t>TABEL MASSA DAN JEJAK OTOMATIS</w:t>
       </w:r>
     </w:p>
     <w:p>
@@ -11658,7 +11902,9 @@
           <w:color w:val="1F3864"/>
           <w:sz w:val="28"/>
         </w:rPr>
-        <w:t>PRAKTIK TERBIMBING: HOUSING RINGAN BERLABEL JEJAK</w:t>
+        <w:t>PRAKTIK TERBIMBING:</w:t>
+        <w:br/>
+        <w:t>HOUSING RINGAN BERLABEL JEJAK</w:t>
       </w:r>
     </w:p>
     <w:p>
@@ -12324,7 +12570,26 @@
                 <w:i w:val="0"/>
                 <w:sz w:val="18"/>
               </w:rPr>
-              <w:t>V_billet diambil lebih kecil dari kotak pembatas komponen</w:t>
+              <w:t>V</w:t>
+            </w:r>
+            <w:r>
+              <w:rPr>
+                <w:rFonts w:ascii="Arial" w:hAnsi="Arial" w:eastAsia="Arial" w:cs="Arial"/>
+                <w:b w:val="0"/>
+                <w:i w:val="0"/>
+                <w:sz w:val="18"/>
+                <w:vertAlign w:val="subscript"/>
+              </w:rPr>
+              <w:t>billet</w:t>
+            </w:r>
+            <w:r>
+              <w:rPr>
+                <w:rFonts w:ascii="Arial" w:hAnsi="Arial" w:eastAsia="Arial" w:cs="Arial"/>
+                <w:b w:val="0"/>
+                <w:i w:val="0"/>
+                <w:sz w:val="18"/>
+              </w:rPr>
+              <w:t xml:space="preserve"> diambil lebih kecil dari kotak pembatas komponen</w:t>
             </w:r>
           </w:p>
         </w:tc>
@@ -13304,7 +13569,55 @@
           <w:i w:val="0"/>
           <w:sz w:val="21"/>
         </w:rPr>
-        <w:t>(D) Indeks E^(1/3)/ρ terbesar, karena h ∝ E^(−1/3) sehingga massa sebanding dengan ρ/E^(1/3)</w:t>
+        <w:t>(D) Indeks E</w:t>
+      </w:r>
+      <w:r>
+        <w:rPr>
+          <w:rFonts w:ascii="Arial" w:hAnsi="Arial" w:eastAsia="Arial" w:cs="Arial"/>
+          <w:b w:val="0"/>
+          <w:i w:val="0"/>
+          <w:sz w:val="21"/>
+          <w:vertAlign w:val="superscript"/>
+        </w:rPr>
+        <w:t>1/3</w:t>
+      </w:r>
+      <w:r>
+        <w:rPr>
+          <w:rFonts w:ascii="Arial" w:hAnsi="Arial" w:eastAsia="Arial" w:cs="Arial"/>
+          <w:b w:val="0"/>
+          <w:i w:val="0"/>
+          <w:sz w:val="21"/>
+        </w:rPr>
+        <w:t>/ρ terbesar, karena h ∝ E</w:t>
+      </w:r>
+      <w:r>
+        <w:rPr>
+          <w:rFonts w:ascii="Arial" w:hAnsi="Arial" w:eastAsia="Arial" w:cs="Arial"/>
+          <w:b w:val="0"/>
+          <w:i w:val="0"/>
+          <w:sz w:val="21"/>
+          <w:vertAlign w:val="superscript"/>
+        </w:rPr>
+        <w:t>−1/3</w:t>
+      </w:r>
+      <w:r>
+        <w:rPr>
+          <w:rFonts w:ascii="Arial" w:hAnsi="Arial" w:eastAsia="Arial" w:cs="Arial"/>
+          <w:b w:val="0"/>
+          <w:i w:val="0"/>
+          <w:sz w:val="21"/>
+        </w:rPr>
+        <w:t xml:space="preserve"> sehingga massa sebanding dengan ρ/E</w:t>
+      </w:r>
+      <w:r>
+        <w:rPr>
+          <w:rFonts w:ascii="Arial" w:hAnsi="Arial" w:eastAsia="Arial" w:cs="Arial"/>
+          <w:b w:val="0"/>
+          <w:i w:val="0"/>
+          <w:sz w:val="21"/>
+          <w:vertAlign w:val="superscript"/>
+        </w:rPr>
+        <w:t>1/3</w:t>
       </w:r>
     </w:p>
     <w:p>
@@ -13352,7 +13665,45 @@
           <w:i w:val="0"/>
           <w:sz w:val="21"/>
         </w:rPr>
-        <w:t>(A) 100 × V_billet/V_part, yaitu berapa kali bahan baku lebih besar daripada komponen</w:t>
+        <w:t>(A) 100 × V</w:t>
+      </w:r>
+      <w:r>
+        <w:rPr>
+          <w:rFonts w:ascii="Arial" w:hAnsi="Arial" w:eastAsia="Arial" w:cs="Arial"/>
+          <w:b w:val="0"/>
+          <w:i w:val="0"/>
+          <w:sz w:val="21"/>
+          <w:vertAlign w:val="subscript"/>
+        </w:rPr>
+        <w:t>billet</w:t>
+      </w:r>
+      <w:r>
+        <w:rPr>
+          <w:rFonts w:ascii="Arial" w:hAnsi="Arial" w:eastAsia="Arial" w:cs="Arial"/>
+          <w:b w:val="0"/>
+          <w:i w:val="0"/>
+          <w:sz w:val="21"/>
+        </w:rPr>
+        <w:t>/V</w:t>
+      </w:r>
+      <w:r>
+        <w:rPr>
+          <w:rFonts w:ascii="Arial" w:hAnsi="Arial" w:eastAsia="Arial" w:cs="Arial"/>
+          <w:b w:val="0"/>
+          <w:i w:val="0"/>
+          <w:sz w:val="21"/>
+          <w:vertAlign w:val="subscript"/>
+        </w:rPr>
+        <w:t>part</w:t>
+      </w:r>
+      <w:r>
+        <w:rPr>
+          <w:rFonts w:ascii="Arial" w:hAnsi="Arial" w:eastAsia="Arial" w:cs="Arial"/>
+          <w:b w:val="0"/>
+          <w:i w:val="0"/>
+          <w:sz w:val="21"/>
+        </w:rPr>
+        <w:t>, yaitu berapa kali bahan baku lebih besar daripada komponen</w:t>
       </w:r>
     </w:p>
     <w:p>
@@ -13376,7 +13727,45 @@
           <w:i w:val="0"/>
           <w:sz w:val="21"/>
         </w:rPr>
-        <w:t>(B) 100 × V_part/V_billet, yaitu perbandingan volume komponen jadi terhadap volume bahan baku; sisanya menjadi serpihan</w:t>
+        <w:t>(B) 100 × V</w:t>
+      </w:r>
+      <w:r>
+        <w:rPr>
+          <w:rFonts w:ascii="Arial" w:hAnsi="Arial" w:eastAsia="Arial" w:cs="Arial"/>
+          <w:b w:val="0"/>
+          <w:i w:val="0"/>
+          <w:sz w:val="21"/>
+          <w:vertAlign w:val="subscript"/>
+        </w:rPr>
+        <w:t>part</w:t>
+      </w:r>
+      <w:r>
+        <w:rPr>
+          <w:rFonts w:ascii="Arial" w:hAnsi="Arial" w:eastAsia="Arial" w:cs="Arial"/>
+          <w:b w:val="0"/>
+          <w:i w:val="0"/>
+          <w:sz w:val="21"/>
+        </w:rPr>
+        <w:t>/V</w:t>
+      </w:r>
+      <w:r>
+        <w:rPr>
+          <w:rFonts w:ascii="Arial" w:hAnsi="Arial" w:eastAsia="Arial" w:cs="Arial"/>
+          <w:b w:val="0"/>
+          <w:i w:val="0"/>
+          <w:sz w:val="21"/>
+          <w:vertAlign w:val="subscript"/>
+        </w:rPr>
+        <w:t>billet</w:t>
+      </w:r>
+      <w:r>
+        <w:rPr>
+          <w:rFonts w:ascii="Arial" w:hAnsi="Arial" w:eastAsia="Arial" w:cs="Arial"/>
+          <w:b w:val="0"/>
+          <w:i w:val="0"/>
+          <w:sz w:val="21"/>
+        </w:rPr>
+        <w:t>, yaitu perbandingan volume komponen jadi terhadap volume bahan baku; sisanya menjadi serpihan</w:t>
       </w:r>
     </w:p>
     <w:p>
@@ -13802,7 +14191,36 @@
           <w:i w:val="0"/>
           <w:sz w:val="21"/>
         </w:rPr>
-        <w:t>(D) Mengosongkan bagian dalam solid dan menyisakan dinding setebal t dengan muka terpilih dibuang; volume cangkang = V_luar − V_rongga</w:t>
+        <w:t>(D) Mengosongkan bagian dalam solid dan menyisakan dinding setebal t dengan muka terpilih dibuang; volume cangkang = V</w:t>
+      </w:r>
+      <w:r>
+        <w:rPr>
+          <w:rFonts w:ascii="Arial" w:hAnsi="Arial" w:eastAsia="Arial" w:cs="Arial"/>
+          <w:b w:val="0"/>
+          <w:i w:val="0"/>
+          <w:sz w:val="21"/>
+          <w:vertAlign w:val="subscript"/>
+        </w:rPr>
+        <w:t>luar</w:t>
+      </w:r>
+      <w:r>
+        <w:rPr>
+          <w:rFonts w:ascii="Arial" w:hAnsi="Arial" w:eastAsia="Arial" w:cs="Arial"/>
+          <w:b w:val="0"/>
+          <w:i w:val="0"/>
+          <w:sz w:val="21"/>
+        </w:rPr>
+        <w:t xml:space="preserve"> − V</w:t>
+      </w:r>
+      <w:r>
+        <w:rPr>
+          <w:rFonts w:ascii="Arial" w:hAnsi="Arial" w:eastAsia="Arial" w:cs="Arial"/>
+          <w:b w:val="0"/>
+          <w:i w:val="0"/>
+          <w:sz w:val="21"/>
+          <w:vertAlign w:val="subscript"/>
+        </w:rPr>
+        <w:t>rongga</w:t>
       </w:r>
     </w:p>
     <w:p>

--- a/Pemodelan-Computer-Aided-Design/Modul-Word/Modul-13-Prinsip-Desain-Berkelanjutan-dalam-CAD.docx
+++ b/Pemodelan-Computer-Aided-Design/Modul-Word/Modul-13-Prinsip-Desain-Berkelanjutan-dalam-CAD.docx
@@ -10539,16 +10539,16 @@
           <w:i w:val="0"/>
           <w:sz w:val="22"/>
         </w:rPr>
-        <w:t xml:space="preserve">Alias dua arah: </w:t>
-      </w:r>
-      <w:r>
-        <w:rPr>
-          <w:rFonts w:ascii="Arial" w:hAnsi="Arial" w:eastAsia="Arial" w:cs="Arial"/>
-          <w:b w:val="0"/>
-          <w:i w:val="0"/>
-          <w:sz w:val="22"/>
-        </w:rPr>
-        <w:t xml:space="preserve">Sel beralias dapat dirujuk ekspresi properti model (=Jejak.t_dinding) dan sekaligus membaca model (=Body.Shape.Volume). Satu berkas berisi geometri sekaligus neraca jejaknya. </w:t>
+        <w:t xml:space="preserve">Dua lembar, satu arah: </w:t>
+      </w:r>
+      <w:r>
+        <w:rPr>
+          <w:rFonts w:ascii="Arial" w:hAnsi="Arial" w:eastAsia="Arial" w:cs="Arial"/>
+          <w:b w:val="0"/>
+          <w:i w:val="0"/>
+          <w:sz w:val="22"/>
+        </w:rPr>
+        <w:t xml:space="preserve">Lembar parameter (Jejak) dibaca model lewat ekspresi properti (=Jejak.t_dinding); lembar kedua (Neraca) membaca model (=Body.Shape.Volume). Bila satu lembar melakukan keduanya, dependensinya melingkar: sel tampil #PENDING dan tidak ikut berubah. </w:t>
       </w:r>
       <w:r>
         <w:rPr>
@@ -10557,26 +10557,7 @@
           <w:i/>
           <w:sz w:val="22"/>
         </w:rPr>
-        <w:t>=Jejak.co2</w:t>
-      </w:r>
-      <w:r>
-        <w:rPr>
-          <w:rFonts w:ascii="Arial" w:hAnsi="Arial" w:eastAsia="Arial" w:cs="Arial"/>
-          <w:b w:val="0"/>
-          <w:i/>
-          <w:sz w:val="22"/>
-          <w:vertAlign w:val="subscript"/>
-        </w:rPr>
-        <w:t>t</w:t>
-      </w:r>
-      <w:r>
-        <w:rPr>
-          <w:rFonts w:ascii="Arial" w:hAnsi="Arial" w:eastAsia="Arial" w:cs="Arial"/>
-          <w:b w:val="0"/>
-          <w:i/>
-          <w:sz w:val="22"/>
-        </w:rPr>
-        <w:t>otal</w:t>
+        <w:t>Jejak → Body → Neraca</w:t>
       </w:r>
     </w:p>
     <w:p>
@@ -12140,7 +12121,7 @@
           <w:i w:val="0"/>
           <w:sz w:val="22"/>
         </w:rPr>
-        <w:t>Tambahkan sel V_body = =Body.Shape.Volume dan co2 = =f_st * rho_st * V_body. Ubah satu dimensi sketsa dan pastikan angka jejak ikut berubah tanpa mengetik ulang apa pun.</w:t>
+        <w:t>Tambahkan Spreadsheet kedua bernama Neraca (bukan di Jejak, karena Jejak sudah dibaca Thickness) berisi V_body = =Body.Shape.Volume dan co2 = =Jejak.f_st * Jejak.rho_st * V_body. Ubah satu dimensi sketsa dan pastikan angka jejak ikut berubah tanpa mengetik ulang apa pun.</w:t>
       </w:r>
     </w:p>
     <w:p>
@@ -12206,7 +12187,7 @@
           <w:i w:val="0"/>
           <w:sz w:val="22"/>
         </w:rPr>
-        <w:t>Tulis kesimpulan satu paragraf pada sel catatan Spreadsheet: alternatif terpilih, penghematan massa, penghematan jejak, dan batas yang dijaga. Ctrl+S → Latihan13_NIM.FCStd.</w:t>
+        <w:t>Tulis kesimpulan satu paragraf pada sel catatan Spreadsheet Neraca: alternatif terpilih, penghematan massa, penghematan jejak, dan batas yang dijaga. Ctrl+S → Latihan13_NIM.FCStd.</w:t>
       </w:r>
     </w:p>
     <w:p>
@@ -12531,6 +12512,124 @@
                 <w:sz w:val="18"/>
               </w:rPr>
               <w:t>Ganti menjadi ekspresi; recompute dokumen (F5)</w:t>
+            </w:r>
+          </w:p>
+        </w:tc>
+      </w:tr>
+      <w:tr>
+        <w:tc>
+          <w:tcPr>
+            <w:tcW w:type="dxa" w:w="2929"/>
+          </w:tcPr>
+          <w:p>
+            <w:pPr>
+              <w:spacing w:after="0"/>
+            </w:pPr>
+            <w:r>
+              <w:rPr>
+                <w:rFonts w:ascii="Arial" w:hAnsi="Arial" w:eastAsia="Arial" w:cs="Arial"/>
+                <w:b w:val="0"/>
+                <w:i w:val="0"/>
+                <w:sz w:val="18"/>
+              </w:rPr>
+              <w:t>Sel V_body tampil #PENDING dan jejak tidak ikut berubah</w:t>
+            </w:r>
+          </w:p>
+        </w:tc>
+        <w:tc>
+          <w:tcPr>
+            <w:tcW w:type="dxa" w:w="2929"/>
+          </w:tcPr>
+          <w:p>
+            <w:pPr>
+              <w:spacing w:after="0"/>
+            </w:pPr>
+            <w:r>
+              <w:rPr>
+                <w:rFonts w:ascii="Arial" w:hAnsi="Arial" w:eastAsia="Arial" w:cs="Arial"/>
+                <w:b w:val="0"/>
+                <w:i w:val="0"/>
+                <w:sz w:val="18"/>
+              </w:rPr>
+              <w:t>V_body ditulis di Jejak, padahal Jejak sudah dibaca Thickness: dependensi melingkar</w:t>
+            </w:r>
+          </w:p>
+        </w:tc>
+        <w:tc>
+          <w:tcPr>
+            <w:tcW w:type="dxa" w:w="2929"/>
+          </w:tcPr>
+          <w:p>
+            <w:pPr>
+              <w:spacing w:after="0"/>
+            </w:pPr>
+            <w:r>
+              <w:rPr>
+                <w:rFonts w:ascii="Arial" w:hAnsi="Arial" w:eastAsia="Arial" w:cs="Arial"/>
+                <w:b w:val="0"/>
+                <w:i w:val="0"/>
+                <w:sz w:val="18"/>
+              </w:rPr>
+              <w:t>Pindahkan V_body dan co2 ke lembar kedua Neraca</w:t>
+            </w:r>
+          </w:p>
+        </w:tc>
+      </w:tr>
+      <w:tr>
+        <w:tc>
+          <w:tcPr>
+            <w:tcW w:type="dxa" w:w="2929"/>
+          </w:tcPr>
+          <w:p>
+            <w:pPr>
+              <w:spacing w:after="0"/>
+            </w:pPr>
+            <w:r>
+              <w:rPr>
+                <w:rFonts w:ascii="Arial" w:hAnsi="Arial" w:eastAsia="Arial" w:cs="Arial"/>
+                <w:b w:val="0"/>
+                <w:i w:val="0"/>
+                <w:sz w:val="18"/>
+              </w:rPr>
+              <w:t>rho_st tampil 0,00</w:t>
+            </w:r>
+          </w:p>
+        </w:tc>
+        <w:tc>
+          <w:tcPr>
+            <w:tcW w:type="dxa" w:w="2929"/>
+          </w:tcPr>
+          <w:p>
+            <w:pPr>
+              <w:spacing w:after="0"/>
+            </w:pPr>
+            <w:r>
+              <w:rPr>
+                <w:rFonts w:ascii="Arial" w:hAnsi="Arial" w:eastAsia="Arial" w:cs="Arial"/>
+                <w:b w:val="0"/>
+                <w:i w:val="0"/>
+                <w:sz w:val="18"/>
+              </w:rPr>
+              <w:t>Spreadsheet membulatkan tampilan ke dua desimal</w:t>
+            </w:r>
+          </w:p>
+        </w:tc>
+        <w:tc>
+          <w:tcPr>
+            <w:tcW w:type="dxa" w:w="2929"/>
+          </w:tcPr>
+          <w:p>
+            <w:pPr>
+              <w:spacing w:after="0"/>
+            </w:pPr>
+            <w:r>
+              <w:rPr>
+                <w:rFonts w:ascii="Arial" w:hAnsi="Arial" w:eastAsia="Arial" w:cs="Arial"/>
+                <w:b w:val="0"/>
+                <w:i w:val="0"/>
+                <w:sz w:val="18"/>
+              </w:rPr>
+              <w:t>Nilai tetap 7,85e-6; lihat kolom Content saat sel dipilih</w:t>
             </w:r>
           </w:p>
         </w:tc>

--- a/Pemodelan-Computer-Aided-Design/Modul-Word/Modul-13-Prinsip-Desain-Berkelanjutan-dalam-CAD.docx
+++ b/Pemodelan-Computer-Aided-Design/Modul-Word/Modul-13-Prinsip-Desain-Berkelanjutan-dalam-CAD.docx
@@ -11989,7 +11989,25 @@
           <w:i w:val="0"/>
           <w:sz w:val="22"/>
         </w:rPr>
-        <w:t>Buat Body: Sketch XY persegi panjang 160 × 120 (sudut kiri-bawah di titik asal, fully constrained) → Pad 80 mm. Tambahkan Spreadsheet bernama Jejak, isi alias rho_st, f_st, t_dinding = 5.</w:t>
+        <w:t xml:space="preserve">Part Design → New Body; Sketch → New Sketch → XY-plane; Rectangle dengan </w:t>
+      </w:r>
+      <w:r>
+        <w:rPr>
+          <w:rFonts w:ascii="Arial" w:hAnsi="Arial" w:eastAsia="Arial" w:cs="Arial"/>
+          <w:b w:val="0"/>
+          <w:i/>
+          <w:sz w:val="22"/>
+        </w:rPr>
+        <w:t>on-view parameters</w:t>
+      </w:r>
+      <w:r>
+        <w:rPr>
+          <w:rFonts w:ascii="Arial" w:hAnsi="Arial" w:eastAsia="Arial" w:cs="Arial"/>
+          <w:b w:val="0"/>
+          <w:i w:val="0"/>
+          <w:sz w:val="22"/>
+        </w:rPr>
+        <w:t>: sudut 0, 0 lalu 160 × 120 (fully constrained) → Close → Pad 80. Workbench Spreadsheet → New Spreadsheet, F2 ganti nama Jejak, klik ganda: kolom A rho_st, f_st, t_dinding; kolom B 7.85e-6 (kg/mm³; sel memakai titik desimal), 2, 5; beri alias rho_st, f_st, t_dinding pada kotak Alias.</w:t>
       </w:r>
     </w:p>
     <w:p>
@@ -12022,7 +12040,7 @@
           <w:i w:val="0"/>
           <w:sz w:val="22"/>
         </w:rPr>
-        <w:t>Di Python console: Body.Shape.Volume lalu massa = 7,85 × 10⁻³ × V. Catat sebagai baris pertama tabel iterasi (12.058 g untuk ukuran contoh). Tanpa garis dasar, penghematan tidak dapat diklaim.</w:t>
+        <w:t>Tab 3D, Python console: App.ActiveDocument.Body.Shape.Volume = 1.536.000 mm³, lalu round(7.85e-3 * App.ActiveDocument.Body.Shape.Volume, 1) = 12.057,6 g. Catat sebagai baris pertama tabel iterasi. Tanpa garis dasar, penghematan tidak dapat diklaim.</w:t>
       </w:r>
     </w:p>
     <w:p>
@@ -12055,7 +12073,43 @@
           <w:i w:val="0"/>
           <w:sz w:val="22"/>
         </w:rPr>
-        <w:t>Pilih muka ATAS → Part Design → Thickness, Thickness diikat ekspresi =Jejak.t_dinding, Mode Skin, arah ke dalam. Baca volume dan massa baru; bandingkan dengan Persamaan (5).</w:t>
+        <w:t xml:space="preserve">Klik muka ATAS → Part Design → Dress-Up Features → </w:t>
+      </w:r>
+      <w:r>
+        <w:rPr>
+          <w:rFonts w:ascii="Arial" w:hAnsi="Arial" w:eastAsia="Arial" w:cs="Arial"/>
+          <w:b/>
+          <w:i w:val="0"/>
+          <w:sz w:val="22"/>
+        </w:rPr>
+        <w:t>Thickness</w:t>
+      </w:r>
+      <w:r>
+        <w:rPr>
+          <w:rFonts w:ascii="Arial" w:hAnsi="Arial" w:eastAsia="Arial" w:cs="Arial"/>
+          <w:b w:val="0"/>
+          <w:i w:val="0"/>
+          <w:sz w:val="22"/>
+        </w:rPr>
+        <w:t xml:space="preserve">. Pada kotak Thickness ketik = lalu Jejak.t_dinding (Expression Editor); Mode Skin dan </w:t>
+      </w:r>
+      <w:r>
+        <w:rPr>
+          <w:rFonts w:ascii="Arial" w:hAnsi="Arial" w:eastAsia="Arial" w:cs="Arial"/>
+          <w:b w:val="0"/>
+          <w:i/>
+          <w:sz w:val="22"/>
+        </w:rPr>
+        <w:t>Make thickness inwards</w:t>
+      </w:r>
+      <w:r>
+        <w:rPr>
+          <w:rFonts w:ascii="Arial" w:hAnsi="Arial" w:eastAsia="Arial" w:cs="Arial"/>
+          <w:b w:val="0"/>
+          <w:i w:val="0"/>
+          <w:sz w:val="22"/>
+        </w:rPr>
+        <w:t xml:space="preserve"> tercentang → OK. Konsol: volume 298.500 mm³, massa 2.343,2 g, hemat 80,6 %; bandingkan dengan Persamaan (5).</w:t>
       </w:r>
     </w:p>
     <w:p>
@@ -12088,7 +12142,7 @@
           <w:i w:val="0"/>
           <w:sz w:val="22"/>
         </w:rPr>
-        <w:t>Ubah t_dinding menjadi 8, 6, 5, 4, lalu 3 mm dan catat massanya tiap kali. Perhatikan kapan penghematan mulai melandai dan kapan Thickness mulai gagal.</w:t>
+        <w:t>Tab Jejak: B3 = 8 → Refresh (Ctrl+R) → di konsol klik, Ctrl+End, panah atas, Enter (perintah massa dipanggil ulang). Ulangi untuk 6, 5, 4, 3 mm: massa 3.593,2 · 2.772,5 · 2.343,2 · 1.901,1 · 1.445,9 g, lalu kembalikan ke 5. Perhatikan kapan penghematan mulai melandai dan kapan Thickness mulai gagal.</w:t>
       </w:r>
     </w:p>
     <w:p>
@@ -12121,7 +12175,7 @@
           <w:i w:val="0"/>
           <w:sz w:val="22"/>
         </w:rPr>
-        <w:t>Tambahkan Spreadsheet kedua bernama Neraca (bukan di Jejak, karena Jejak sudah dibaca Thickness) berisi V_body = =Body.Shape.Volume dan co2 = =Jejak.f_st * Jejak.rho_st * V_body. Ubah satu dimensi sketsa dan pastikan angka jejak ikut berubah tanpa mengetik ulang apa pun.</w:t>
+        <w:t>Spreadsheet kedua Neraca (bukan di Jejak, karena Jejak sudah dibaca Thickness): A1 V_body, B1 =Body.Shape.Volume (alias V_body); A2 co2, B2 =Jejak.f_st * Jejak.rho_st * V_body (alias co2) = 298.500 mm³ dan 4,69 kg CO₂. Ubah satu dimensi: pilih Pad → Data → Length 90 → Refresh: Neraca menjadi 325.500 mm³ dan 5,11 kg tanpa mengetik ulang; kembalikan ke 80.</w:t>
       </w:r>
     </w:p>
     <w:p>
@@ -12154,7 +12208,26 @@
           <w:i w:val="0"/>
           <w:sz w:val="22"/>
         </w:rPr>
-        <w:t>Duplikat baris tabel untuk aluminium: tinggi penampang disesuaikan agar kekakuan sama (Persamaan 2), ρ dan f diganti. Bandingkan massa dan jejaknya — perhatikan bahwa massa turun tetapi jejak dapat naik.</w:t>
+        <w:t>Jejak: rho_al 2.7e-6, f_al 12, t_al =t_dinding * (210000 / 70000) ^ (1 / 3) = 7,21 mm (kekakuan dinding sama, Persamaan 2), beri alias. Neraca: m_st =Jejak.rho_st * V_body = 2,34 kg; m_al = ρ</w:t>
+      </w:r>
+      <w:r>
+        <w:rPr>
+          <w:rFonts w:ascii="Arial" w:hAnsi="Arial" w:eastAsia="Arial" w:cs="Arial"/>
+          <w:b w:val="0"/>
+          <w:i w:val="0"/>
+          <w:sz w:val="22"/>
+          <w:vertAlign w:val="subscript"/>
+        </w:rPr>
+        <w:t>al</w:t>
+      </w:r>
+      <w:r>
+        <w:rPr>
+          <w:rFonts w:ascii="Arial" w:hAnsi="Arial" w:eastAsia="Arial" w:cs="Arial"/>
+          <w:b w:val="0"/>
+          <w:i w:val="0"/>
+          <w:sz w:val="22"/>
+        </w:rPr>
+        <w:t xml:space="preserve"> × volume cangkang setebal t_al = 1,13 kg; co2_al =Jejak.f_al * m_al = 13,52 kg CO₂. Massa turun 52 %, tetapi jejak naik 188 %.</w:t>
       </w:r>
     </w:p>
     <w:p>
@@ -12187,7 +12260,7 @@
           <w:i w:val="0"/>
           <w:sz w:val="22"/>
         </w:rPr>
-        <w:t>Tulis kesimpulan satu paragraf pada sel catatan Spreadsheet Neraca: alternatif terpilih, penghematan massa, penghematan jejak, dan batas yang dijaga. Ctrl+S → Latihan13_NIM.FCStd.</w:t>
+        <w:t>Neraca: klik A7, Shift+klik H7 → Spreadsheet → Merge Cells (teks sel tidak meluap ke sel sebelah), lalu tulis kesimpulan: alternatif terpilih, penghematan massa, jejak, dan batas yang dijaga. Tab 3D, Ctrl+S → Latihan13_NIM.FCStd.</w:t>
       </w:r>
     </w:p>
     <w:p>
@@ -12276,6 +12349,183 @@
                 <w:sz w:val="18"/>
               </w:rPr>
               <w:t>Perbaikan</w:t>
+            </w:r>
+          </w:p>
+        </w:tc>
+      </w:tr>
+      <w:tr>
+        <w:tc>
+          <w:tcPr>
+            <w:tcW w:type="dxa" w:w="2929"/>
+          </w:tcPr>
+          <w:p>
+            <w:pPr>
+              <w:spacing w:after="0"/>
+            </w:pPr>
+            <w:r>
+              <w:rPr>
+                <w:rFonts w:ascii="Arial" w:hAnsi="Arial" w:eastAsia="Arial" w:cs="Arial"/>
+                <w:b w:val="0"/>
+                <w:i w:val="0"/>
+                <w:sz w:val="18"/>
+              </w:rPr>
+              <w:t>Massa di konsol tidak berubah setelah t_dinding diubah</w:t>
+            </w:r>
+          </w:p>
+        </w:tc>
+        <w:tc>
+          <w:tcPr>
+            <w:tcW w:type="dxa" w:w="2929"/>
+          </w:tcPr>
+          <w:p>
+            <w:pPr>
+              <w:spacing w:after="0"/>
+            </w:pPr>
+            <w:r>
+              <w:rPr>
+                <w:rFonts w:ascii="Arial" w:hAnsi="Arial" w:eastAsia="Arial" w:cs="Arial"/>
+                <w:b w:val="0"/>
+                <w:i w:val="0"/>
+                <w:sz w:val="18"/>
+              </w:rPr>
+              <w:t>Dokumen belum di-recompute setelah sel diganti</w:t>
+            </w:r>
+          </w:p>
+        </w:tc>
+        <w:tc>
+          <w:tcPr>
+            <w:tcW w:type="dxa" w:w="2929"/>
+          </w:tcPr>
+          <w:p>
+            <w:pPr>
+              <w:spacing w:after="0"/>
+            </w:pPr>
+            <w:r>
+              <w:rPr>
+                <w:rFonts w:ascii="Arial" w:hAnsi="Arial" w:eastAsia="Arial" w:cs="Arial"/>
+                <w:b w:val="0"/>
+                <w:i w:val="0"/>
+                <w:sz w:val="18"/>
+              </w:rPr>
+              <w:t>Klik Refresh (Ctrl+R), lalu baca ulang massa</w:t>
+            </w:r>
+          </w:p>
+        </w:tc>
+      </w:tr>
+      <w:tr>
+        <w:tc>
+          <w:tcPr>
+            <w:tcW w:type="dxa" w:w="2929"/>
+          </w:tcPr>
+          <w:p>
+            <w:pPr>
+              <w:spacing w:after="0"/>
+            </w:pPr>
+            <w:r>
+              <w:rPr>
+                <w:rFonts w:ascii="Arial" w:hAnsi="Arial" w:eastAsia="Arial" w:cs="Arial"/>
+                <w:b w:val="0"/>
+                <w:i w:val="0"/>
+                <w:sz w:val="18"/>
+              </w:rPr>
+              <w:t>Panah atas di konsol tidak memanggil perintah sebelumnya</w:t>
+            </w:r>
+          </w:p>
+        </w:tc>
+        <w:tc>
+          <w:tcPr>
+            <w:tcW w:type="dxa" w:w="2929"/>
+          </w:tcPr>
+          <w:p>
+            <w:pPr>
+              <w:spacing w:after="0"/>
+            </w:pPr>
+            <w:r>
+              <w:rPr>
+                <w:rFonts w:ascii="Arial" w:hAnsi="Arial" w:eastAsia="Arial" w:cs="Arial"/>
+                <w:b w:val="0"/>
+                <w:i w:val="0"/>
+                <w:sz w:val="18"/>
+              </w:rPr>
+              <w:t>Kursor berada di area keluaran konsol, bukan di baris prompt</w:t>
+            </w:r>
+          </w:p>
+        </w:tc>
+        <w:tc>
+          <w:tcPr>
+            <w:tcW w:type="dxa" w:w="2929"/>
+          </w:tcPr>
+          <w:p>
+            <w:pPr>
+              <w:spacing w:after="0"/>
+            </w:pPr>
+            <w:r>
+              <w:rPr>
+                <w:rFonts w:ascii="Arial" w:hAnsi="Arial" w:eastAsia="Arial" w:cs="Arial"/>
+                <w:b w:val="0"/>
+                <w:i w:val="0"/>
+                <w:sz w:val="18"/>
+              </w:rPr>
+              <w:t>Klik konsol, Ctrl+End, lalu panah atas</w:t>
+            </w:r>
+          </w:p>
+        </w:tc>
+      </w:tr>
+      <w:tr>
+        <w:tc>
+          <w:tcPr>
+            <w:tcW w:type="dxa" w:w="2929"/>
+          </w:tcPr>
+          <w:p>
+            <w:pPr>
+              <w:spacing w:after="0"/>
+            </w:pPr>
+            <w:r>
+              <w:rPr>
+                <w:rFonts w:ascii="Arial" w:hAnsi="Arial" w:eastAsia="Arial" w:cs="Arial"/>
+                <w:b w:val="0"/>
+                <w:i w:val="0"/>
+                <w:sz w:val="18"/>
+              </w:rPr>
+              <w:t>Catatan di sel terpotong menjadi “Terpilih: …”</w:t>
+            </w:r>
+          </w:p>
+        </w:tc>
+        <w:tc>
+          <w:tcPr>
+            <w:tcW w:type="dxa" w:w="2929"/>
+          </w:tcPr>
+          <w:p>
+            <w:pPr>
+              <w:spacing w:after="0"/>
+            </w:pPr>
+            <w:r>
+              <w:rPr>
+                <w:rFonts w:ascii="Arial" w:hAnsi="Arial" w:eastAsia="Arial" w:cs="Arial"/>
+                <w:b w:val="0"/>
+                <w:i w:val="0"/>
+                <w:sz w:val="18"/>
+              </w:rPr>
+              <w:t>Teks sel Spreadsheet tidak meluap ke sel sebelah</w:t>
+            </w:r>
+          </w:p>
+        </w:tc>
+        <w:tc>
+          <w:tcPr>
+            <w:tcW w:type="dxa" w:w="2929"/>
+          </w:tcPr>
+          <w:p>
+            <w:pPr>
+              <w:spacing w:after="0"/>
+            </w:pPr>
+            <w:r>
+              <w:rPr>
+                <w:rFonts w:ascii="Arial" w:hAnsi="Arial" w:eastAsia="Arial" w:cs="Arial"/>
+                <w:b w:val="0"/>
+                <w:i w:val="0"/>
+                <w:sz w:val="18"/>
+              </w:rPr>
+              <w:t>Gabungkan sel (Spreadsheet → Merge Cells) sebelum mengetik</w:t>
             </w:r>
           </w:p>
         </w:tc>
